--- a/paper/cover-letter-kais.docx
+++ b/paper/cover-letter-kais.docx
@@ -1,37 +1,25 @@
 
 <file path=word/document.xml><?xml version="1.0" encoding="utf-8"?>
-<w:document xmlns:wpc="http://schemas.microsoft.com/office/word/2010/wordprocessingCanvas" xmlns:mc="http://schemas.openxmlformats.org/markup-compatibility/2006" xmlns:o="urn:schemas-microsoft-com:office:office" xmlns:r="http://schemas.openxmlformats.org/officeDocument/2006/relationships" xmlns:m="http://schemas.openxmlformats.org/officeDocument/2006/math" xmlns:v="urn:schemas-microsoft-com:vml" xmlns:wp14="http://schemas.microsoft.com/office/word/2010/wordprocessingDrawing" xmlns:wp="http://schemas.openxmlformats.org/drawingml/2006/wordprocessingDrawing" xmlns:w10="urn:schemas-microsoft-com:office:word" xmlns:w="http://schemas.openxmlformats.org/wordprocessingml/2006/main" xmlns:w14="http://schemas.microsoft.com/office/word/2010/wordml" xmlns:w15="http://schemas.microsoft.com/office/word/2012/wordml" xmlns:wpg="http://schemas.microsoft.com/office/word/2010/wordprocessingGroup" xmlns:wpi="http://schemas.microsoft.com/office/word/2010/wordprocessingInk" xmlns:wne="http://schemas.microsoft.com/office/word/2006/wordml" xmlns:wps="http://schemas.microsoft.com/office/word/2010/wordprocessingShape" xmlns:cx="http://schemas.microsoft.com/office/drawing/2014/chartex" xmlns:cx1="http://schemas.microsoft.com/office/drawing/2015/9/8/chartex" xmlns:cx2="http://schemas.microsoft.com/office/drawing/2015/10/21/chartex" xmlns:cx3="http://schemas.microsoft.com/office/drawing/2016/5/9/chartex" xmlns:cx4="http://schemas.microsoft.com/office/drawing/2016/5/10/chartex" xmlns:cx5="http://schemas.microsoft.com/office/drawing/2016/5/11/chartex" xmlns:cx6="http://schemas.microsoft.com/office/drawing/2016/5/12/chartex" xmlns:cx7="http://schemas.microsoft.com/office/drawing/2016/5/13/chartex" xmlns:cx8="http://schemas.microsoft.com/office/drawing/2016/5/14/chartex" xmlns:aink="http://schemas.microsoft.com/office/drawing/2016/ink" xmlns:am3d="http://schemas.microsoft.com/office/drawing/2017/model3d" xmlns:w16cex="http://schemas.microsoft.com/office/word/2018/wordml/cex" xmlns:w16cid="http://schemas.microsoft.com/office/word/2016/wordml/cid" xmlns:w16="http://schemas.microsoft.com/office/word/2018/wordml" xmlns:w16sdtdh="http://schemas.microsoft.com/office/word/2020/wordml/sdtdatahash" xmlns:w16se="http://schemas.microsoft.com/office/word/2015/wordml/symex" mc:Ignorable="w14 w15 wp14">
+<w:document xmlns:wpc="http://schemas.microsoft.com/office/word/2010/wordprocessingCanvas" xmlns:cx="http://schemas.microsoft.com/office/drawing/2014/chartex" xmlns:cx1="http://schemas.microsoft.com/office/drawing/2015/9/8/chartex" xmlns:cx2="http://schemas.microsoft.com/office/drawing/2015/10/21/chartex" xmlns:cx3="http://schemas.microsoft.com/office/drawing/2016/5/9/chartex" xmlns:cx4="http://schemas.microsoft.com/office/drawing/2016/5/10/chartex" xmlns:cx5="http://schemas.microsoft.com/office/drawing/2016/5/11/chartex" xmlns:cx6="http://schemas.microsoft.com/office/drawing/2016/5/12/chartex" xmlns:cx7="http://schemas.microsoft.com/office/drawing/2016/5/13/chartex" xmlns:cx8="http://schemas.microsoft.com/office/drawing/2016/5/14/chartex" xmlns:mc="http://schemas.openxmlformats.org/markup-compatibility/2006" xmlns:m="http://schemas.openxmlformats.org/officeDocument/2006/math" xmlns:aink="http://schemas.microsoft.com/office/drawing/2016/ink" xmlns:am3d="http://schemas.microsoft.com/office/drawing/2017/model3d" xmlns:oel="http://schemas.microsoft.com/office/2019/extlst" xmlns:r="http://schemas.openxmlformats.org/officeDocument/2006/relationships" xmlns:wp14="http://schemas.microsoft.com/office/word/2010/wordprocessingDrawing" xmlns:wp="http://schemas.openxmlformats.org/drawingml/2006/wordprocessingDrawing" xmlns:wpg="http://schemas.microsoft.com/office/word/2010/wordprocessingGroup" xmlns:wpi="http://schemas.microsoft.com/office/word/2010/wordprocessingInk" xmlns:wps="http://schemas.microsoft.com/office/word/2010/wordprocessingShape" xmlns:o="urn:schemas-microsoft-com:office:office" xmlns:v="urn:schemas-microsoft-com:vml" xmlns:w10="urn:schemas-microsoft-com:office:word" xmlns:w="http://schemas.openxmlformats.org/wordprocessingml/2006/main" xmlns:w14="http://schemas.microsoft.com/office/word/2010/wordml" xmlns:w15="http://schemas.microsoft.com/office/word/2012/wordml" xmlns:w16cex="http://schemas.microsoft.com/office/word/2018/wordml/cex" xmlns:w16cid="http://schemas.microsoft.com/office/word/2016/wordml/cid" xmlns:w16="http://schemas.microsoft.com/office/word/2018/wordml" xmlns:w16sdtdh="http://schemas.microsoft.com/office/word/2020/wordml/sdtdatahash" xmlns:w16sdtfl="http://schemas.microsoft.com/office/word/2024/wordml/sdtformatlock" xmlns:w16se="http://schemas.microsoft.com/office/word/2015/wordml/symex" xmlns:w16du="http://schemas.microsoft.com/office/word/2023/wordml/word16du" xmlns:wne="http://schemas.microsoft.com/office/word/2006/wordml" mc:Ignorable="w14 w15 w16se w16cid w16 w16cex w16sdtdh w16sdtfl w16du wp14">
   <w:body>
     <w:p>
-      <w:pPr>
-        <w:spacing w:after="0"/>
-      </w:pPr>
-      <w:r>
-        <w:t xml:space="preserve">Volodymyr Pavlyshyn</w:t>
-      </w:r>
-    </w:p>
-    <w:p>
-      <w:pPr>
-        <w:spacing w:after="0"/>
-      </w:pPr>
-      <w:r>
-        <w:t xml:space="preserve">Independent researcher</w:t>
-      </w:r>
-    </w:p>
-    <w:p>
-      <w:pPr>
-        <w:spacing w:after="0"/>
-      </w:pPr>
-      <w:r>
-        <w:t xml:space="preserve">pavlyshyn@tiramemsu.com</w:t>
-      </w:r>
-    </w:p>
-    <w:p>
-      <w:pPr>
-        <w:spacing w:after="0"/>
-      </w:pPr>
-      <w:r>
-        <w:t xml:space="preserve">github.com/Volland</w:t>
+      <w:r>
+        <w:t>Volodymyr Pavlyshyn</w:t>
+      </w:r>
+    </w:p>
+    <w:p>
+      <w:r>
+        <w:t>Independent researcher</w:t>
+      </w:r>
+    </w:p>
+    <w:p>
+      <w:r>
+        <w:t>pavlyshyn@tiramemsu.com</w:t>
+      </w:r>
+    </w:p>
+    <w:p>
+      <w:r>
+        <w:t>github.com/Volland</w:t>
       </w:r>
     </w:p>
     <w:p>
@@ -40,11 +28,8 @@
       </w:pPr>
     </w:p>
     <w:p>
-      <w:pPr>
-        <w:spacing w:after="0"/>
-      </w:pPr>
-      <w:r>
-        <w:t xml:space="preserve">11 October 2026</w:t>
+      <w:r>
+        <w:t>11 October 2026</w:t>
       </w:r>
     </w:p>
     <w:p>
@@ -54,36 +39,7 @@
     </w:p>
     <w:p>
       <w:pPr>
-        <w:spacing w:after="0"/>
-      </w:pPr>
-      <w:r>
-        <w:t xml:space="preserve">The Editor-in-Chief</w:t>
-      </w:r>
-    </w:p>
-    <w:p>
-      <w:pPr>
-        <w:spacing w:after="0"/>
-      </w:pPr>
-      <w:r>
-        <w:t xml:space="preserve">Knowledge and Information Systems</w:t>
-      </w:r>
-    </w:p>
-    <w:p>
-      <w:pPr>
-        <w:spacing w:after="0"/>
-      </w:pPr>
-      <w:r>
-        <w:t xml:space="preserve">Springer Nature</w:t>
-      </w:r>
-    </w:p>
-    <w:p>
-      <w:pPr>
-        <w:spacing w:after="240"/>
-      </w:pPr>
-    </w:p>
-    <w:p>
-      <w:pPr>
-        <w:spacing w:after="160" w:line="276"/>
+        <w:spacing w:after="160" w:line="276" w:lineRule="auto"/>
         <w:jc w:val="both"/>
       </w:pPr>
       <w:r>
@@ -91,21 +47,21 @@
           <w:b/>
           <w:bCs/>
         </w:rPr>
-        <w:t xml:space="preserve">Re: Submission of a research article, “Layered Bitemporal Graphs: Statement Identity, Two Clocks, and Metagraphs as Tags”</w:t>
-      </w:r>
-    </w:p>
-    <w:p>
-      <w:pPr>
-        <w:spacing w:after="160" w:line="276"/>
-        <w:jc w:val="both"/>
-      </w:pPr>
-      <w:r>
-        <w:t xml:space="preserve">Dear Editor,</w:t>
-      </w:r>
-    </w:p>
-    <w:p>
-      <w:pPr>
-        <w:spacing w:after="160" w:line="276"/>
+        <w:t>Re: Submission of a research article, “Layered Bitemporal Graphs: Statement Identity, Two Clocks, and Metagraphs as Tags”</w:t>
+      </w:r>
+    </w:p>
+    <w:p>
+      <w:pPr>
+        <w:spacing w:after="160" w:line="276" w:lineRule="auto"/>
+        <w:jc w:val="both"/>
+      </w:pPr>
+      <w:r>
+        <w:t>Dear Editor,</w:t>
+      </w:r>
+    </w:p>
+    <w:p>
+      <w:pPr>
+        <w:spacing w:after="160" w:line="276" w:lineRule="auto"/>
         <w:jc w:val="both"/>
       </w:pPr>
       <w:r>
@@ -116,7 +72,7 @@
           <w:i/>
           <w:iCs/>
         </w:rPr>
-        <w:t xml:space="preserve">Layered Bitemporal Graphs: Statement Identity, Two Clocks, and Metagraphs as Tags</w:t>
+        <w:t>Layered Bitemporal Graphs: Statement Identity, Two Clocks, and Metagraphs as Tags</w:t>
       </w:r>
       <w:r>
         <w:t xml:space="preserve"> for consideration as a regular research article in </w:t>
@@ -126,28 +82,28 @@
           <w:i/>
           <w:iCs/>
         </w:rPr>
-        <w:t xml:space="preserve">Knowledge and Information Systems</w:t>
-      </w:r>
-      <w:r>
-        <w:t xml:space="preserve">.</w:t>
-      </w:r>
-    </w:p>
-    <w:p>
-      <w:pPr>
-        <w:spacing w:after="160" w:line="276"/>
-        <w:jc w:val="both"/>
-      </w:pPr>
-      <w:r>
-        <w:t xml:space="preserve">Systems that maintain long-lived knowledge, such as the memory of AI agents, must annotate individual facts with confidence and provenance, distinguish when a claim held from when it was recorded, withdraw everything that rests on a retracted premise, and group facts into larger units that can themselves be described. Each requirement has a mature answer in its own literature: statement-level identity (reification, RDF-star and RDF 1.2, Wikidata qualifiers), bitemporal databases, truth maintenance, and metagraphs. What has received little attention is what happens when all of them coexist in one structure at the granularity of a single statement. Annotations then acquire lifetimes, corrections must carry annotations along, and a valid-time slice can contain a confidence score whose underlying fact is not valid at that instant. The manuscript gives this combined structure a precise semantics and proves the properties needed to build on it safely.</w:t>
-      </w:r>
-    </w:p>
-    <w:p>
-      <w:pPr>
-        <w:spacing w:after="160" w:line="276"/>
-        <w:jc w:val="both"/>
-      </w:pPr>
-      <w:r>
-        <w:t xml:space="preserve">The main contributions are:</w:t>
+        <w:t>Knowledge and Information Systems</w:t>
+      </w:r>
+      <w:r>
+        <w:t>.</w:t>
+      </w:r>
+    </w:p>
+    <w:p>
+      <w:pPr>
+        <w:spacing w:after="160" w:line="276" w:lineRule="auto"/>
+        <w:jc w:val="both"/>
+      </w:pPr>
+      <w:r>
+        <w:t>Systems that maintain long-lived knowledge, such as the memory of AI agents, must annotate individual facts with confidence and provenance, distinguish when a claim held from when it was recorded, withdraw everything that rests on a retracted premise, and group facts into larger units that can themselves be described. Each requirement has a mature answer in its own literature: statement-level identity (reification, RDF-star and RDF 1.2, Wikidata qualifiers), bitemporal databases, truth maintenance, and metagraphs. What has received little attention is what happens when all of them coexist in one structure at the granularity of a single statement. Annotations then acquire lifetimes, corrections must carry annotations along, and a valid-time slice can contain a confidence score whose underlying fact is not valid at that instant. The manuscript gives this combined structure a precise semantics and proves the properties needed to build on it safely.</w:t>
+      </w:r>
+    </w:p>
+    <w:p>
+      <w:pPr>
+        <w:spacing w:after="160" w:line="276" w:lineRule="auto"/>
+        <w:jc w:val="both"/>
+      </w:pPr>
+      <w:r>
+        <w:t>The main contributions are:</w:t>
       </w:r>
     </w:p>
     <w:p>
@@ -157,11 +113,11 @@
           <w:ilvl w:val="0"/>
           <w:numId w:val="2"/>
         </w:numPr>
-        <w:spacing w:after="100" w:line="276"/>
-        <w:jc w:val="both"/>
-      </w:pPr>
-      <w:r>
-        <w:t xml:space="preserve">A formal model of layered bitemporal graphs, in which statement occurrences have identity, may reference other occurrences, and carry both transaction-time lifetimes and valid-time intervals.</w:t>
+        <w:spacing w:after="100" w:line="276" w:lineRule="auto"/>
+        <w:jc w:val="both"/>
+      </w:pPr>
+      <w:r>
+        <w:t>A formal model of layered bitemporal graphs, in which statement occurrences have identity, may reference other occurrences, and carry both transaction-time lifetimes and valid-time intervals.</w:t>
       </w:r>
     </w:p>
     <w:p>
@@ -171,11 +127,11 @@
           <w:ilvl w:val="0"/>
           <w:numId w:val="2"/>
         </w:numPr>
-        <w:spacing w:after="100" w:line="276"/>
-        <w:jc w:val="both"/>
-      </w:pPr>
-      <w:r>
-        <w:t xml:space="preserve">The ground core, an interior operator on the Alexandrov topology of reference-closed sets, which characterises minimal retraction cascades, grounded snapshots and effective valid-time intervals.</w:t>
+        <w:spacing w:after="100" w:line="276" w:lineRule="auto"/>
+        <w:jc w:val="both"/>
+      </w:pPr>
+      <w:r>
+        <w:t>The ground core, an interior operator on the Alexandrov topology of reference-closed sets, which characterises minimal retraction cascades, grounded snapshots and effective valid-time intervals.</w:t>
       </w:r>
     </w:p>
     <w:p>
@@ -185,11 +141,11 @@
           <w:ilvl w:val="0"/>
           <w:numId w:val="2"/>
         </w:numPr>
-        <w:spacing w:after="100" w:line="276"/>
-        <w:jc w:val="both"/>
-      </w:pPr>
-      <w:r>
-        <w:t xml:space="preserve">Theorems on stability of time travel, minimality of cascades, groundedness of snapshots, effective validity, and a correction contract that preserves structural closure under explicit patch and lineage conditions.</w:t>
+        <w:spacing w:after="100" w:line="276" w:lineRule="auto"/>
+        <w:jc w:val="both"/>
+      </w:pPr>
+      <w:r>
+        <w:t>Theorems on stability of time travel, minimality of cascades, groundedness of snapshots, effective validity, and a correction contract that preserves structural closure under explicit patch and lineage conditions.</w:t>
       </w:r>
     </w:p>
     <w:p>
@@ -199,11 +155,11 @@
           <w:ilvl w:val="0"/>
           <w:numId w:val="2"/>
         </w:numPr>
-        <w:spacing w:after="100" w:line="276"/>
-        <w:jc w:val="both"/>
-      </w:pPr>
-      <w:r>
-        <w:t xml:space="preserve">A typed anchor-and-role encoding of temporal metagraphs and a Bitemporal Lifting Theorem showing that the encoding commutes with well-formed bitemporal snapshots.</w:t>
+        <w:spacing w:after="100" w:line="276" w:lineRule="auto"/>
+        <w:jc w:val="both"/>
+      </w:pPr>
+      <w:r>
+        <w:t>A typed anchor-and-role encoding of temporal metagraphs and a Bitemporal Lifting Theorem showing that the encoding commutes with well-formed bitemporal snapshots.</w:t>
       </w:r>
     </w:p>
     <w:p>
@@ -213,16 +169,16 @@
           <w:ilvl w:val="0"/>
           <w:numId w:val="2"/>
         </w:numPr>
-        <w:spacing w:after="100" w:line="276"/>
-        <w:jc w:val="both"/>
-      </w:pPr>
-      <w:r>
-        <w:t xml:space="preserve">A realisation in Tiramemsu, an open-source embedded graph database on SQLite, with a conformance analysis that found four implementation gaps, each now repaired and covered by retained regression checks.</w:t>
-      </w:r>
-    </w:p>
-    <w:p>
-      <w:pPr>
-        <w:spacing w:after="160" w:line="276"/>
+        <w:spacing w:after="100" w:line="276" w:lineRule="auto"/>
+        <w:jc w:val="both"/>
+      </w:pPr>
+      <w:r>
+        <w:t>A realisation in Tiramemsu, an open-source embedded graph database on SQLite, with a conformance analysis that found four implementation gaps, each now repaired and covered by retained regression checks.</w:t>
+      </w:r>
+    </w:p>
+    <w:p>
+      <w:pPr>
+        <w:spacing w:after="160" w:line="276" w:lineRule="auto"/>
         <w:jc w:val="both"/>
       </w:pPr>
       <w:r>
@@ -233,37 +189,41 @@
           <w:i/>
           <w:iCs/>
         </w:rPr>
-        <w:t xml:space="preserve">Knowledge and Information Systems</w:t>
-      </w:r>
-      <w:r>
-        <w:t xml:space="preserve"> because it sits where the journal’s interests meet: knowledge representation, temporal and graph data management, and the engineering of systems that store and reason over evolving knowledge. It connects formal results to a working system and states clearly what the evidence does and does not establish. The retained artifact checks finite cases and selected engine scenarios. It is neither a machine-checked proof nor a performance benchmark, and the manuscript says so explicitly.</w:t>
-      </w:r>
-    </w:p>
-    <w:p>
-      <w:pPr>
-        <w:spacing w:after="160" w:line="276"/>
-        <w:jc w:val="both"/>
-      </w:pPr>
-      <w:r>
-        <w:t xml:space="preserve">The manuscript is original, has not been published in a peer-reviewed venue, and is not under consideration elsewhere. An earlier version is openly available as a preprint on Zenodo (DOI 10.5281/zenodo.23139228) under CC BY 4.0, consistent with Springer’s preprint policy. The implementation is publicly available at github.com/Volland/tiramemsu under the MIT and Apache-2.0 licences, and the verification artifact, with commands, fixed seeds and source hashes, accompanies the source.</w:t>
-      </w:r>
-    </w:p>
-    <w:p>
-      <w:pPr>
-        <w:spacing w:after="160" w:line="276"/>
-        <w:jc w:val="both"/>
-      </w:pPr>
-      <w:r>
-        <w:t xml:space="preserve">Competing interests: I am the author and maintainer of Tiramemsu, the open-source system described in the paper. I have no financial interests to declare and received no specific funding for this work.</w:t>
-      </w:r>
-    </w:p>
-    <w:p>
-      <w:pPr>
-        <w:spacing w:after="160" w:line="276"/>
-        <w:jc w:val="both"/>
-      </w:pPr>
-      <w:r>
-        <w:t xml:space="preserve">Thank you for considering this submission. I look forward to hearing from you.</w:t>
+        <w:t>Knowledge and Information Systems</w:t>
+      </w:r>
+      <w:r>
+        <w:t xml:space="preserve"> because it sits where the journal’s interests meet: knowledge representation, temporal and graph data management, and the engineering of systems that store and reason over evolving knowledge. It connects formal results to a working system and states clearly what the evidence does and does not establish. The retained artifact checks finite cases and </w:t>
+      </w:r>
+      <w:r>
+        <w:lastRenderedPageBreak/>
+        <w:t>selected engine scenarios. It is neither a machine-checked proof nor a performance benchmark, and the manuscript says so explicitly.</w:t>
+      </w:r>
+    </w:p>
+    <w:p>
+      <w:pPr>
+        <w:spacing w:after="160" w:line="276" w:lineRule="auto"/>
+        <w:jc w:val="both"/>
+      </w:pPr>
+      <w:r>
+        <w:t>The manuscript is original, has not been published in a peer-reviewed venue, and is not under consideration elsewhere. An earlier version is openly available as a preprint on Zenodo (DOI 10.5281/zenodo.23139228) under CC BY 4.0, consistent with Springer’s preprint policy. The implementation is publicly available at github.com/Volland/tiramemsu under the MIT and Apache-2.0 licences, and the verification artifact, with commands, fixed seeds and source hashes, accompanies the source.</w:t>
+      </w:r>
+    </w:p>
+    <w:p>
+      <w:pPr>
+        <w:spacing w:after="160" w:line="276" w:lineRule="auto"/>
+        <w:jc w:val="both"/>
+      </w:pPr>
+      <w:r>
+        <w:t>Competing interests: I am the author and maintainer of Tiramemsu, the open-source system described in the paper. I have no financial interests to declare and received no specific funding for this work.</w:t>
+      </w:r>
+    </w:p>
+    <w:p>
+      <w:pPr>
+        <w:spacing w:after="160" w:line="276" w:lineRule="auto"/>
+        <w:jc w:val="both"/>
+      </w:pPr>
+      <w:r>
+        <w:t>Thank you for considering this submission. I look forward to hearing from you.</w:t>
       </w:r>
     </w:p>
     <w:p>
@@ -272,106 +232,85 @@
         <w:jc w:val="both"/>
       </w:pPr>
       <w:r>
-        <w:t xml:space="preserve">Yours sincerely,</w:t>
-      </w:r>
-    </w:p>
-    <w:p>
-      <w:pPr>
-        <w:spacing w:after="0"/>
-      </w:pPr>
-      <w:r>
-        <w:t xml:space="preserve">Volodymyr Pavlyshyn</w:t>
+        <w:t>Yours sincerely,</w:t>
+      </w:r>
+    </w:p>
+    <w:p>
+      <w:r>
+        <w:t>Volodymyr Pavlyshyn</w:t>
       </w:r>
     </w:p>
     <w:sectPr>
-      <w:pgSz w:w="11906" w:h="16838" w:orient="portrait"/>
+      <w:pgSz w:w="11906" w:h="16838"/>
       <w:pgMar w:top="1300" w:right="1300" w:bottom="1300" w:left="1300" w:header="708" w:footer="708" w:gutter="0"/>
-      <w:pgNumType/>
+      <w:cols w:space="720"/>
       <w:docGrid w:linePitch="360"/>
     </w:sectPr>
   </w:body>
 </w:document>
 </file>
 
-<file path=word/endnotes.xml><?xml version="1.0" encoding="utf-8"?>
-<w:endnotes xmlns:wpc="http://schemas.microsoft.com/office/word/2010/wordprocessingCanvas" xmlns:mc="http://schemas.openxmlformats.org/markup-compatibility/2006" xmlns:o="urn:schemas-microsoft-com:office:office" xmlns:r="http://schemas.openxmlformats.org/officeDocument/2006/relationships" xmlns:m="http://schemas.openxmlformats.org/officeDocument/2006/math" xmlns:v="urn:schemas-microsoft-com:vml" xmlns:wp14="http://schemas.microsoft.com/office/word/2010/wordprocessingDrawing" xmlns:wp="http://schemas.openxmlformats.org/drawingml/2006/wordprocessingDrawing" xmlns:w10="urn:schemas-microsoft-com:office:word" xmlns:w="http://schemas.openxmlformats.org/wordprocessingml/2006/main" xmlns:w14="http://schemas.microsoft.com/office/word/2010/wordml" xmlns:w15="http://schemas.microsoft.com/office/word/2012/wordml" xmlns:wpg="http://schemas.microsoft.com/office/word/2010/wordprocessingGroup" xmlns:wpi="http://schemas.microsoft.com/office/word/2010/wordprocessingInk" xmlns:wne="http://schemas.microsoft.com/office/word/2006/wordml" xmlns:wps="http://schemas.microsoft.com/office/word/2010/wordprocessingShape" mc:Ignorable="w14 w15 wp14">
-  <w:endnote w:type="separator" w:id="-1">
-    <w:p>
-      <w:pPr>
-        <w:spacing w:after="0" w:line="240" w:lineRule="auto"/>
-      </w:pPr>
-      <w:r>
-        <w:rPr>
-          <w:rStyle w:val="EndnoteReference"/>
-        </w:rPr>
-        <w:endnoteRef/>
-      </w:r>
-      <w:r>
-        <w:separator/>
-      </w:r>
-    </w:p>
-  </w:endnote>
-  <w:endnote w:type="continuationSeparator" w:id="0">
-    <w:p>
-      <w:pPr>
-        <w:spacing w:after="0" w:line="240" w:lineRule="auto"/>
-      </w:pPr>
-      <w:r>
-        <w:rPr>
-          <w:rStyle w:val="EndnoteReference"/>
-        </w:rPr>
-        <w:endnoteRef/>
-      </w:r>
-      <w:r>
-        <w:continuationSeparator/>
-      </w:r>
-    </w:p>
-  </w:endnote>
-</w:endnotes>
-</file>
-
-<file path=word/footnotes.xml><?xml version="1.0" encoding="utf-8"?>
-<w:footnotes xmlns:wpc="http://schemas.microsoft.com/office/word/2010/wordprocessingCanvas" xmlns:mc="http://schemas.openxmlformats.org/markup-compatibility/2006" xmlns:o="urn:schemas-microsoft-com:office:office" xmlns:r="http://schemas.openxmlformats.org/officeDocument/2006/relationships" xmlns:m="http://schemas.openxmlformats.org/officeDocument/2006/math" xmlns:v="urn:schemas-microsoft-com:vml" xmlns:wp14="http://schemas.microsoft.com/office/word/2010/wordprocessingDrawing" xmlns:wp="http://schemas.openxmlformats.org/drawingml/2006/wordprocessingDrawing" xmlns:w10="urn:schemas-microsoft-com:office:word" xmlns:w="http://schemas.openxmlformats.org/wordprocessingml/2006/main" xmlns:w14="http://schemas.microsoft.com/office/word/2010/wordml" xmlns:w15="http://schemas.microsoft.com/office/word/2012/wordml" xmlns:wpg="http://schemas.microsoft.com/office/word/2010/wordprocessingGroup" xmlns:wpi="http://schemas.microsoft.com/office/word/2010/wordprocessingInk" xmlns:wne="http://schemas.microsoft.com/office/word/2006/wordml" xmlns:wps="http://schemas.microsoft.com/office/word/2010/wordprocessingShape" mc:Ignorable="w14 w15 wp14">
-  <w:footnote w:type="separator" w:id="-1">
-    <w:p>
-      <w:pPr>
-        <w:spacing w:after="0" w:line="240" w:lineRule="auto"/>
-      </w:pPr>
-      <w:r>
-        <w:rPr>
-          <w:rStyle w:val="FootnoteReference"/>
-        </w:rPr>
-        <w:footnoteRef/>
-      </w:r>
-      <w:r>
-        <w:separator/>
-      </w:r>
-    </w:p>
-  </w:footnote>
-  <w:footnote w:type="continuationSeparator" w:id="0">
-    <w:p>
-      <w:pPr>
-        <w:spacing w:after="0" w:line="240" w:lineRule="auto"/>
-      </w:pPr>
-      <w:r>
-        <w:rPr>
-          <w:rStyle w:val="FootnoteReference"/>
-        </w:rPr>
-        <w:footnoteRef/>
-      </w:r>
-      <w:r>
-        <w:continuationSeparator/>
-      </w:r>
-    </w:p>
-  </w:footnote>
-</w:footnotes>
-</file>
-
 <file path=word/numbering.xml><?xml version="1.0" encoding="utf-8"?>
-<w:numbering xmlns:wpc="http://schemas.microsoft.com/office/word/2010/wordprocessingCanvas" xmlns:mc="http://schemas.openxmlformats.org/markup-compatibility/2006" xmlns:o="urn:schemas-microsoft-com:office:office" xmlns:r="http://schemas.openxmlformats.org/officeDocument/2006/relationships" xmlns:m="http://schemas.openxmlformats.org/officeDocument/2006/math" xmlns:v="urn:schemas-microsoft-com:vml" xmlns:wp14="http://schemas.microsoft.com/office/word/2010/wordprocessingDrawing" xmlns:wp="http://schemas.openxmlformats.org/drawingml/2006/wordprocessingDrawing" xmlns:w10="urn:schemas-microsoft-com:office:word" xmlns:w="http://schemas.openxmlformats.org/wordprocessingml/2006/main" xmlns:w14="http://schemas.microsoft.com/office/word/2010/wordml" xmlns:w15="http://schemas.microsoft.com/office/word/2012/wordml" xmlns:wpg="http://schemas.microsoft.com/office/word/2010/wordprocessingGroup" xmlns:wpi="http://schemas.microsoft.com/office/word/2010/wordprocessingInk" xmlns:wne="http://schemas.microsoft.com/office/word/2006/wordml" xmlns:wps="http://schemas.microsoft.com/office/word/2010/wordprocessingShape" mc:Ignorable="w14 w15 wp14">
+<w:numbering xmlns:wpc="http://schemas.microsoft.com/office/word/2010/wordprocessingCanvas" xmlns:cx="http://schemas.microsoft.com/office/drawing/2014/chartex" xmlns:cx1="http://schemas.microsoft.com/office/drawing/2015/9/8/chartex" xmlns:cx2="http://schemas.microsoft.com/office/drawing/2015/10/21/chartex" xmlns:cx3="http://schemas.microsoft.com/office/drawing/2016/5/9/chartex" xmlns:cx4="http://schemas.microsoft.com/office/drawing/2016/5/10/chartex" xmlns:cx5="http://schemas.microsoft.com/office/drawing/2016/5/11/chartex" xmlns:cx6="http://schemas.microsoft.com/office/drawing/2016/5/12/chartex" xmlns:cx7="http://schemas.microsoft.com/office/drawing/2016/5/13/chartex" xmlns:cx8="http://schemas.microsoft.com/office/drawing/2016/5/14/chartex" xmlns:mc="http://schemas.openxmlformats.org/markup-compatibility/2006" xmlns:m="http://schemas.openxmlformats.org/officeDocument/2006/math" xmlns:aink="http://schemas.microsoft.com/office/drawing/2016/ink" xmlns:am3d="http://schemas.microsoft.com/office/drawing/2017/model3d" xmlns:oel="http://schemas.microsoft.com/office/2019/extlst" xmlns:r="http://schemas.openxmlformats.org/officeDocument/2006/relationships" xmlns:wp14="http://schemas.microsoft.com/office/word/2010/wordprocessingDrawing" xmlns:wp="http://schemas.openxmlformats.org/drawingml/2006/wordprocessingDrawing" xmlns:wpg="http://schemas.microsoft.com/office/word/2010/wordprocessingGroup" xmlns:wpi="http://schemas.microsoft.com/office/word/2010/wordprocessingInk" xmlns:wps="http://schemas.microsoft.com/office/word/2010/wordprocessingShape" xmlns:o="urn:schemas-microsoft-com:office:office" xmlns:v="urn:schemas-microsoft-com:vml" xmlns:w10="urn:schemas-microsoft-com:office:word" xmlns:w="http://schemas.openxmlformats.org/wordprocessingml/2006/main" xmlns:w14="http://schemas.microsoft.com/office/word/2010/wordml" xmlns:w15="http://schemas.microsoft.com/office/word/2012/wordml" xmlns:w16cex="http://schemas.microsoft.com/office/word/2018/wordml/cex" xmlns:w16cid="http://schemas.microsoft.com/office/word/2016/wordml/cid" xmlns:w16="http://schemas.microsoft.com/office/word/2018/wordml" xmlns:w16sdtdh="http://schemas.microsoft.com/office/word/2020/wordml/sdtdatahash" xmlns:w16sdtfl="http://schemas.microsoft.com/office/word/2024/wordml/sdtformatlock" xmlns:w16se="http://schemas.microsoft.com/office/word/2015/wordml/symex" xmlns:w16du="http://schemas.microsoft.com/office/word/2023/wordml/word16du" xmlns:wne="http://schemas.microsoft.com/office/word/2006/wordml" mc:Ignorable="w14 w15 w16se w16cid w16 w16cex w16sdtdh w16sdtfl w16du wp14">
+  <w:abstractNum w:abstractNumId="0" w15:restartNumberingAfterBreak="0">
+    <w:nsid w:val="425B5388"/>
+    <w:multiLevelType w:val="hybridMultilevel"/>
+    <w:tmpl w:val="88F4A2F8"/>
+    <w:lvl w:ilvl="0" w:tplc="932C636A">
+      <w:start w:val="1"/>
+      <w:numFmt w:val="bullet"/>
+      <w:lvlText w:val="•"/>
+      <w:lvlJc w:val="left"/>
+      <w:pPr>
+        <w:ind w:left="540" w:hanging="270"/>
+      </w:pPr>
+    </w:lvl>
+    <w:lvl w:ilvl="1" w:tplc="59407CCC">
+      <w:numFmt w:val="decimal"/>
+      <w:lvlText w:val=""/>
+      <w:lvlJc w:val="left"/>
+    </w:lvl>
+    <w:lvl w:ilvl="2" w:tplc="15245D20">
+      <w:numFmt w:val="decimal"/>
+      <w:lvlText w:val=""/>
+      <w:lvlJc w:val="left"/>
+    </w:lvl>
+    <w:lvl w:ilvl="3" w:tplc="E776352A">
+      <w:numFmt w:val="decimal"/>
+      <w:lvlText w:val=""/>
+      <w:lvlJc w:val="left"/>
+    </w:lvl>
+    <w:lvl w:ilvl="4" w:tplc="18B658E2">
+      <w:numFmt w:val="decimal"/>
+      <w:lvlText w:val=""/>
+      <w:lvlJc w:val="left"/>
+    </w:lvl>
+    <w:lvl w:ilvl="5" w:tplc="617E9F88">
+      <w:numFmt w:val="decimal"/>
+      <w:lvlText w:val=""/>
+      <w:lvlJc w:val="left"/>
+    </w:lvl>
+    <w:lvl w:ilvl="6" w:tplc="9378D988">
+      <w:numFmt w:val="decimal"/>
+      <w:lvlText w:val=""/>
+      <w:lvlJc w:val="left"/>
+    </w:lvl>
+    <w:lvl w:ilvl="7" w:tplc="C672A72C">
+      <w:numFmt w:val="decimal"/>
+      <w:lvlText w:val=""/>
+      <w:lvlJc w:val="left"/>
+    </w:lvl>
+    <w:lvl w:ilvl="8" w:tplc="EB409D74">
+      <w:numFmt w:val="decimal"/>
+      <w:lvlText w:val=""/>
+      <w:lvlJc w:val="left"/>
+    </w:lvl>
+  </w:abstractNum>
   <w:abstractNum w:abstractNumId="1" w15:restartNumberingAfterBreak="0">
+    <w:nsid w:val="550861E2"/>
     <w:multiLevelType w:val="hybridMultilevel"/>
-    <w:lvl w:ilvl="0" w:tentative="1">
+    <w:tmpl w:val="B6067602"/>
+    <w:lvl w:ilvl="0" w:tplc="894A52B0" w:tentative="1">
       <w:start w:val="1"/>
       <w:numFmt w:val="bullet"/>
       <w:lvlText w:val="●"/>
@@ -380,7 +319,7 @@
         <w:ind w:left="720" w:hanging="360"/>
       </w:pPr>
     </w:lvl>
-    <w:lvl w:ilvl="1" w:tentative="1">
+    <w:lvl w:ilvl="1" w:tplc="97DAF8D4" w:tentative="1">
       <w:start w:val="1"/>
       <w:numFmt w:val="bullet"/>
       <w:lvlText w:val="○"/>
@@ -389,7 +328,7 @@
         <w:ind w:left="1440" w:hanging="360"/>
       </w:pPr>
     </w:lvl>
-    <w:lvl w:ilvl="2" w:tentative="1">
+    <w:lvl w:ilvl="2" w:tplc="5F1C2616" w:tentative="1">
       <w:start w:val="1"/>
       <w:numFmt w:val="bullet"/>
       <w:lvlText w:val="■"/>
@@ -398,7 +337,7 @@
         <w:ind w:left="2160" w:hanging="360"/>
       </w:pPr>
     </w:lvl>
-    <w:lvl w:ilvl="3" w:tentative="1">
+    <w:lvl w:ilvl="3" w:tplc="7908A2FC" w:tentative="1">
       <w:start w:val="1"/>
       <w:numFmt w:val="bullet"/>
       <w:lvlText w:val="●"/>
@@ -407,7 +346,7 @@
         <w:ind w:left="2880" w:hanging="360"/>
       </w:pPr>
     </w:lvl>
-    <w:lvl w:ilvl="4" w:tentative="1">
+    <w:lvl w:ilvl="4" w:tplc="1E1EB7C2" w:tentative="1">
       <w:start w:val="1"/>
       <w:numFmt w:val="bullet"/>
       <w:lvlText w:val="○"/>
@@ -416,7 +355,7 @@
         <w:ind w:left="3600" w:hanging="360"/>
       </w:pPr>
     </w:lvl>
-    <w:lvl w:ilvl="5" w:tentative="1">
+    <w:lvl w:ilvl="5" w:tplc="426EC87A" w:tentative="1">
       <w:start w:val="1"/>
       <w:numFmt w:val="bullet"/>
       <w:lvlText w:val="■"/>
@@ -425,7 +364,7 @@
         <w:ind w:left="4320" w:hanging="360"/>
       </w:pPr>
     </w:lvl>
-    <w:lvl w:ilvl="6" w:tentative="1">
+    <w:lvl w:ilvl="6" w:tplc="A2227F84" w:tentative="1">
       <w:start w:val="1"/>
       <w:numFmt w:val="bullet"/>
       <w:lvlText w:val="●"/>
@@ -434,7 +373,7 @@
         <w:ind w:left="5040" w:hanging="360"/>
       </w:pPr>
     </w:lvl>
-    <w:lvl w:ilvl="7" w:tentative="1">
+    <w:lvl w:ilvl="7" w:tplc="6598011C" w:tentative="1">
       <w:start w:val="1"/>
       <w:numFmt w:val="bullet"/>
       <w:lvlText w:val="●"/>
@@ -443,7 +382,7 @@
         <w:ind w:left="5760" w:hanging="360"/>
       </w:pPr>
     </w:lvl>
-    <w:lvl w:ilvl="8" w:tentative="1">
+    <w:lvl w:ilvl="8" w:tplc="FC641E5E" w:tentative="1">
       <w:start w:val="1"/>
       <w:numFmt w:val="bullet"/>
       <w:lvlText w:val="●"/>
@@ -453,26 +392,14 @@
       </w:pPr>
     </w:lvl>
   </w:abstractNum>
-  <w:abstractNum w:abstractNumId="2" w15:restartNumberingAfterBreak="0">
-    <w:multiLevelType w:val="hybridMultilevel"/>
-    <w:lvl w:ilvl="0" w:tentative="1">
-      <w:start w:val="1"/>
-      <w:numFmt w:val="bullet"/>
-      <w:lvlText w:val="•"/>
-      <w:lvlJc w:val="left"/>
-      <w:pPr>
-        <w:ind w:left="540" w:hanging="270"/>
-      </w:pPr>
-    </w:lvl>
-  </w:abstractNum>
-  <w:num w:numId="1">
+  <w:num w:numId="1" w16cid:durableId="628630611">
     <w:abstractNumId w:val="1"/>
     <w:lvlOverride w:ilvl="0">
       <w:startOverride w:val="1"/>
     </w:lvlOverride>
   </w:num>
-  <w:num w:numId="2">
-    <w:abstractNumId w:val="2"/>
+  <w:num w:numId="2" w16cid:durableId="1804276834">
+    <w:abstractNumId w:val="0"/>
     <w:lvlOverride w:ilvl="0">
       <w:startOverride w:val="1"/>
     </w:lvlOverride>
@@ -481,110 +408,536 @@
 </file>
 
 <file path=word/styles.xml><?xml version="1.0" encoding="utf-8"?>
-<w:styles xmlns:mc="http://schemas.openxmlformats.org/markup-compatibility/2006" xmlns:r="http://schemas.openxmlformats.org/officeDocument/2006/relationships" xmlns:w="http://schemas.openxmlformats.org/wordprocessingml/2006/main" xmlns:w14="http://schemas.microsoft.com/office/word/2010/wordml" xmlns:w15="http://schemas.microsoft.com/office/word/2012/wordml" mc:Ignorable="w14 w15">
+<w:styles xmlns:mc="http://schemas.openxmlformats.org/markup-compatibility/2006" xmlns:r="http://schemas.openxmlformats.org/officeDocument/2006/relationships" xmlns:w="http://schemas.openxmlformats.org/wordprocessingml/2006/main" xmlns:w14="http://schemas.microsoft.com/office/word/2010/wordml" xmlns:w15="http://schemas.microsoft.com/office/word/2012/wordml" xmlns:w16cex="http://schemas.microsoft.com/office/word/2018/wordml/cex" xmlns:w16cid="http://schemas.microsoft.com/office/word/2016/wordml/cid" xmlns:w16="http://schemas.microsoft.com/office/word/2018/wordml" xmlns:w16sdtdh="http://schemas.microsoft.com/office/word/2020/wordml/sdtdatahash" xmlns:w16sdtfl="http://schemas.microsoft.com/office/word/2024/wordml/sdtformatlock" xmlns:w16se="http://schemas.microsoft.com/office/word/2015/wordml/symex" xmlns:w16du="http://schemas.microsoft.com/office/word/2023/wordml/word16du" mc:Ignorable="w14 w15 w16se w16cid w16 w16cex w16sdtdh w16sdtfl w16du">
   <w:docDefaults>
     <w:rPrDefault>
       <w:rPr>
-        <w:rFonts w:ascii="Calibri" w:cs="Calibri" w:eastAsia="Calibri" w:hAnsi="Calibri"/>
+        <w:rFonts w:ascii="Calibri" w:eastAsia="Calibri" w:hAnsi="Calibri" w:cs="Calibri"/>
         <w:sz w:val="22"/>
         <w:szCs w:val="22"/>
+        <w:lang w:val="en-DE" w:eastAsia="en-GB" w:bidi="ar-SA"/>
       </w:rPr>
     </w:rPrDefault>
     <w:pPrDefault/>
   </w:docDefaults>
-  <w:style w:type="paragraph" w:styleId="Normal" w:default="1">
+  <w:latentStyles w:defLockedState="0" w:defUIPriority="99" w:defSemiHidden="0" w:defUnhideWhenUsed="0" w:defQFormat="0" w:count="376">
+    <w:lsdException w:name="Normal" w:uiPriority="0" w:qFormat="1"/>
+    <w:lsdException w:name="heading 1" w:uiPriority="9" w:qFormat="1"/>
+    <w:lsdException w:name="heading 2" w:semiHidden="1" w:uiPriority="9" w:unhideWhenUsed="1" w:qFormat="1"/>
+    <w:lsdException w:name="heading 3" w:semiHidden="1" w:uiPriority="9" w:unhideWhenUsed="1" w:qFormat="1"/>
+    <w:lsdException w:name="heading 4" w:semiHidden="1" w:uiPriority="9" w:unhideWhenUsed="1" w:qFormat="1"/>
+    <w:lsdException w:name="heading 5" w:semiHidden="1" w:uiPriority="9" w:unhideWhenUsed="1" w:qFormat="1"/>
+    <w:lsdException w:name="heading 6" w:semiHidden="1" w:uiPriority="9" w:unhideWhenUsed="1" w:qFormat="1"/>
+    <w:lsdException w:name="heading 7" w:semiHidden="1" w:uiPriority="9" w:unhideWhenUsed="1" w:qFormat="1"/>
+    <w:lsdException w:name="heading 8" w:semiHidden="1" w:uiPriority="9" w:unhideWhenUsed="1" w:qFormat="1"/>
+    <w:lsdException w:name="heading 9" w:semiHidden="1" w:uiPriority="9" w:unhideWhenUsed="1" w:qFormat="1"/>
+    <w:lsdException w:name="index 1" w:semiHidden="1" w:unhideWhenUsed="1"/>
+    <w:lsdException w:name="index 2" w:semiHidden="1" w:unhideWhenUsed="1"/>
+    <w:lsdException w:name="index 3" w:semiHidden="1" w:unhideWhenUsed="1"/>
+    <w:lsdException w:name="index 4" w:semiHidden="1" w:unhideWhenUsed="1"/>
+    <w:lsdException w:name="index 5" w:semiHidden="1" w:unhideWhenUsed="1"/>
+    <w:lsdException w:name="index 6" w:semiHidden="1" w:unhideWhenUsed="1"/>
+    <w:lsdException w:name="index 7" w:semiHidden="1" w:unhideWhenUsed="1"/>
+    <w:lsdException w:name="index 8" w:semiHidden="1" w:unhideWhenUsed="1"/>
+    <w:lsdException w:name="index 9" w:semiHidden="1" w:unhideWhenUsed="1"/>
+    <w:lsdException w:name="toc 1" w:semiHidden="1" w:uiPriority="39" w:unhideWhenUsed="1"/>
+    <w:lsdException w:name="toc 2" w:semiHidden="1" w:uiPriority="39" w:unhideWhenUsed="1"/>
+    <w:lsdException w:name="toc 3" w:semiHidden="1" w:uiPriority="39" w:unhideWhenUsed="1"/>
+    <w:lsdException w:name="toc 4" w:semiHidden="1" w:uiPriority="39" w:unhideWhenUsed="1"/>
+    <w:lsdException w:name="toc 5" w:semiHidden="1" w:uiPriority="39" w:unhideWhenUsed="1"/>
+    <w:lsdException w:name="toc 6" w:semiHidden="1" w:uiPriority="39" w:unhideWhenUsed="1"/>
+    <w:lsdException w:name="toc 7" w:semiHidden="1" w:uiPriority="39" w:unhideWhenUsed="1"/>
+    <w:lsdException w:name="toc 8" w:semiHidden="1" w:uiPriority="39" w:unhideWhenUsed="1"/>
+    <w:lsdException w:name="toc 9" w:semiHidden="1" w:uiPriority="39" w:unhideWhenUsed="1"/>
+    <w:lsdException w:name="Normal Indent" w:semiHidden="1" w:unhideWhenUsed="1"/>
+    <w:lsdException w:name="footnote text" w:semiHidden="1" w:unhideWhenUsed="1"/>
+    <w:lsdException w:name="annotation text" w:semiHidden="1" w:unhideWhenUsed="1"/>
+    <w:lsdException w:name="header" w:semiHidden="1" w:unhideWhenUsed="1"/>
+    <w:lsdException w:name="footer" w:semiHidden="1" w:unhideWhenUsed="1"/>
+    <w:lsdException w:name="index heading" w:semiHidden="1" w:unhideWhenUsed="1"/>
+    <w:lsdException w:name="caption" w:semiHidden="1" w:uiPriority="35" w:unhideWhenUsed="1" w:qFormat="1"/>
+    <w:lsdException w:name="table of figures" w:semiHidden="1" w:unhideWhenUsed="1"/>
+    <w:lsdException w:name="envelope address" w:semiHidden="1" w:unhideWhenUsed="1"/>
+    <w:lsdException w:name="envelope return" w:semiHidden="1" w:unhideWhenUsed="1"/>
+    <w:lsdException w:name="footnote reference" w:semiHidden="1" w:unhideWhenUsed="1"/>
+    <w:lsdException w:name="annotation reference" w:semiHidden="1" w:unhideWhenUsed="1"/>
+    <w:lsdException w:name="line number" w:semiHidden="1" w:unhideWhenUsed="1"/>
+    <w:lsdException w:name="page number" w:semiHidden="1" w:unhideWhenUsed="1"/>
+    <w:lsdException w:name="endnote reference" w:semiHidden="1" w:unhideWhenUsed="1"/>
+    <w:lsdException w:name="endnote text" w:semiHidden="1" w:unhideWhenUsed="1"/>
+    <w:lsdException w:name="table of authorities" w:semiHidden="1" w:unhideWhenUsed="1"/>
+    <w:lsdException w:name="macro" w:semiHidden="1" w:unhideWhenUsed="1"/>
+    <w:lsdException w:name="toa heading" w:semiHidden="1" w:unhideWhenUsed="1"/>
+    <w:lsdException w:name="List" w:semiHidden="1" w:unhideWhenUsed="1"/>
+    <w:lsdException w:name="List Bullet" w:semiHidden="1" w:unhideWhenUsed="1"/>
+    <w:lsdException w:name="List Number" w:semiHidden="1" w:unhideWhenUsed="1"/>
+    <w:lsdException w:name="List 2" w:semiHidden="1" w:unhideWhenUsed="1"/>
+    <w:lsdException w:name="List 3" w:semiHidden="1" w:unhideWhenUsed="1"/>
+    <w:lsdException w:name="List 4" w:semiHidden="1" w:unhideWhenUsed="1"/>
+    <w:lsdException w:name="List 5" w:semiHidden="1" w:unhideWhenUsed="1"/>
+    <w:lsdException w:name="List Bullet 2" w:semiHidden="1" w:unhideWhenUsed="1"/>
+    <w:lsdException w:name="List Bullet 3" w:semiHidden="1" w:unhideWhenUsed="1"/>
+    <w:lsdException w:name="List Bullet 4" w:semiHidden="1" w:unhideWhenUsed="1"/>
+    <w:lsdException w:name="List Bullet 5" w:semiHidden="1" w:unhideWhenUsed="1"/>
+    <w:lsdException w:name="List Number 2" w:semiHidden="1" w:unhideWhenUsed="1"/>
+    <w:lsdException w:name="List Number 3" w:semiHidden="1" w:unhideWhenUsed="1"/>
+    <w:lsdException w:name="List Number 4" w:semiHidden="1" w:unhideWhenUsed="1"/>
+    <w:lsdException w:name="List Number 5" w:semiHidden="1" w:unhideWhenUsed="1"/>
+    <w:lsdException w:name="Title" w:uiPriority="10" w:qFormat="1"/>
+    <w:lsdException w:name="Closing" w:semiHidden="1" w:unhideWhenUsed="1"/>
+    <w:lsdException w:name="Signature" w:semiHidden="1" w:unhideWhenUsed="1"/>
+    <w:lsdException w:name="Default Paragraph Font" w:semiHidden="1" w:uiPriority="1" w:unhideWhenUsed="1"/>
+    <w:lsdException w:name="Body Text" w:semiHidden="1" w:unhideWhenUsed="1"/>
+    <w:lsdException w:name="Body Text Indent" w:semiHidden="1" w:unhideWhenUsed="1"/>
+    <w:lsdException w:name="List Continue" w:semiHidden="1" w:unhideWhenUsed="1"/>
+    <w:lsdException w:name="List Continue 2" w:semiHidden="1" w:unhideWhenUsed="1"/>
+    <w:lsdException w:name="List Continue 3" w:semiHidden="1" w:unhideWhenUsed="1"/>
+    <w:lsdException w:name="List Continue 4" w:semiHidden="1" w:unhideWhenUsed="1"/>
+    <w:lsdException w:name="List Continue 5" w:semiHidden="1" w:unhideWhenUsed="1"/>
+    <w:lsdException w:name="Message Header" w:semiHidden="1" w:unhideWhenUsed="1"/>
+    <w:lsdException w:name="Subtitle" w:uiPriority="11" w:qFormat="1"/>
+    <w:lsdException w:name="Salutation" w:semiHidden="1" w:unhideWhenUsed="1"/>
+    <w:lsdException w:name="Date" w:semiHidden="1" w:unhideWhenUsed="1"/>
+    <w:lsdException w:name="Body Text First Indent" w:semiHidden="1" w:unhideWhenUsed="1"/>
+    <w:lsdException w:name="Body Text First Indent 2" w:semiHidden="1" w:unhideWhenUsed="1"/>
+    <w:lsdException w:name="Note Heading" w:semiHidden="1" w:unhideWhenUsed="1"/>
+    <w:lsdException w:name="Body Text 2" w:semiHidden="1" w:unhideWhenUsed="1"/>
+    <w:lsdException w:name="Body Text 3" w:semiHidden="1" w:unhideWhenUsed="1"/>
+    <w:lsdException w:name="Body Text Indent 2" w:semiHidden="1" w:unhideWhenUsed="1"/>
+    <w:lsdException w:name="Body Text Indent 3" w:semiHidden="1" w:unhideWhenUsed="1"/>
+    <w:lsdException w:name="Block Text" w:semiHidden="1" w:unhideWhenUsed="1"/>
+    <w:lsdException w:name="Hyperlink" w:semiHidden="1" w:unhideWhenUsed="1"/>
+    <w:lsdException w:name="FollowedHyperlink" w:semiHidden="1" w:unhideWhenUsed="1"/>
+    <w:lsdException w:name="Strong" w:uiPriority="22" w:qFormat="1"/>
+    <w:lsdException w:name="Emphasis" w:uiPriority="20" w:qFormat="1"/>
+    <w:lsdException w:name="Document Map" w:semiHidden="1" w:unhideWhenUsed="1"/>
+    <w:lsdException w:name="Plain Text" w:semiHidden="1" w:unhideWhenUsed="1"/>
+    <w:lsdException w:name="E-mail Signature" w:semiHidden="1" w:unhideWhenUsed="1"/>
+    <w:lsdException w:name="HTML Top of Form" w:semiHidden="1" w:unhideWhenUsed="1"/>
+    <w:lsdException w:name="HTML Bottom of Form" w:semiHidden="1" w:unhideWhenUsed="1"/>
+    <w:lsdException w:name="Normal (Web)" w:semiHidden="1" w:unhideWhenUsed="1"/>
+    <w:lsdException w:name="HTML Acronym" w:semiHidden="1" w:unhideWhenUsed="1"/>
+    <w:lsdException w:name="HTML Address" w:semiHidden="1" w:unhideWhenUsed="1"/>
+    <w:lsdException w:name="HTML Cite" w:semiHidden="1" w:unhideWhenUsed="1"/>
+    <w:lsdException w:name="HTML Code" w:semiHidden="1" w:unhideWhenUsed="1"/>
+    <w:lsdException w:name="HTML Definition" w:semiHidden="1" w:unhideWhenUsed="1"/>
+    <w:lsdException w:name="HTML Keyboard" w:semiHidden="1" w:unhideWhenUsed="1"/>
+    <w:lsdException w:name="HTML Preformatted" w:semiHidden="1" w:unhideWhenUsed="1"/>
+    <w:lsdException w:name="HTML Sample" w:semiHidden="1" w:unhideWhenUsed="1"/>
+    <w:lsdException w:name="HTML Typewriter" w:semiHidden="1" w:unhideWhenUsed="1"/>
+    <w:lsdException w:name="HTML Variable" w:semiHidden="1" w:unhideWhenUsed="1"/>
+    <w:lsdException w:name="Normal Table" w:semiHidden="1" w:unhideWhenUsed="1"/>
+    <w:lsdException w:name="annotation subject" w:semiHidden="1" w:unhideWhenUsed="1"/>
+    <w:lsdException w:name="No List" w:semiHidden="1" w:unhideWhenUsed="1"/>
+    <w:lsdException w:name="Outline List 1" w:semiHidden="1" w:unhideWhenUsed="1"/>
+    <w:lsdException w:name="Outline List 2" w:semiHidden="1" w:unhideWhenUsed="1"/>
+    <w:lsdException w:name="Outline List 3" w:semiHidden="1" w:unhideWhenUsed="1"/>
+    <w:lsdException w:name="Table Simple 1" w:semiHidden="1" w:unhideWhenUsed="1"/>
+    <w:lsdException w:name="Table Simple 2" w:semiHidden="1" w:unhideWhenUsed="1"/>
+    <w:lsdException w:name="Table Simple 3" w:semiHidden="1" w:unhideWhenUsed="1"/>
+    <w:lsdException w:name="Table Classic 1" w:semiHidden="1" w:unhideWhenUsed="1"/>
+    <w:lsdException w:name="Table Classic 2" w:semiHidden="1" w:unhideWhenUsed="1"/>
+    <w:lsdException w:name="Table Classic 3" w:semiHidden="1" w:unhideWhenUsed="1"/>
+    <w:lsdException w:name="Table Classic 4" w:semiHidden="1" w:unhideWhenUsed="1"/>
+    <w:lsdException w:name="Table Colorful 1" w:semiHidden="1" w:unhideWhenUsed="1"/>
+    <w:lsdException w:name="Table Colorful 2" w:semiHidden="1" w:unhideWhenUsed="1"/>
+    <w:lsdException w:name="Table Colorful 3" w:semiHidden="1" w:unhideWhenUsed="1"/>
+    <w:lsdException w:name="Table Columns 1" w:semiHidden="1" w:unhideWhenUsed="1"/>
+    <w:lsdException w:name="Table Columns 2" w:semiHidden="1" w:unhideWhenUsed="1"/>
+    <w:lsdException w:name="Table Columns 3" w:semiHidden="1" w:unhideWhenUsed="1"/>
+    <w:lsdException w:name="Table Columns 4" w:semiHidden="1" w:unhideWhenUsed="1"/>
+    <w:lsdException w:name="Table Columns 5" w:semiHidden="1" w:unhideWhenUsed="1"/>
+    <w:lsdException w:name="Table Grid 1" w:semiHidden="1" w:unhideWhenUsed="1"/>
+    <w:lsdException w:name="Table Grid 2" w:semiHidden="1" w:unhideWhenUsed="1"/>
+    <w:lsdException w:name="Table Grid 3" w:semiHidden="1" w:unhideWhenUsed="1"/>
+    <w:lsdException w:name="Table Grid 4" w:semiHidden="1" w:unhideWhenUsed="1"/>
+    <w:lsdException w:name="Table Grid 5" w:semiHidden="1" w:unhideWhenUsed="1"/>
+    <w:lsdException w:name="Table Grid 6" w:semiHidden="1" w:unhideWhenUsed="1"/>
+    <w:lsdException w:name="Table Grid 7" w:semiHidden="1" w:unhideWhenUsed="1"/>
+    <w:lsdException w:name="Table Grid 8" w:semiHidden="1" w:unhideWhenUsed="1"/>
+    <w:lsdException w:name="Table List 1" w:semiHidden="1" w:unhideWhenUsed="1"/>
+    <w:lsdException w:name="Table List 2" w:semiHidden="1" w:unhideWhenUsed="1"/>
+    <w:lsdException w:name="Table List 3" w:semiHidden="1" w:unhideWhenUsed="1"/>
+    <w:lsdException w:name="Table List 4" w:semiHidden="1" w:unhideWhenUsed="1"/>
+    <w:lsdException w:name="Table List 5" w:semiHidden="1" w:unhideWhenUsed="1"/>
+    <w:lsdException w:name="Table List 6" w:semiHidden="1" w:unhideWhenUsed="1"/>
+    <w:lsdException w:name="Table List 7" w:semiHidden="1" w:unhideWhenUsed="1"/>
+    <w:lsdException w:name="Table List 8" w:semiHidden="1" w:unhideWhenUsed="1"/>
+    <w:lsdException w:name="Table 3D effects 1" w:semiHidden="1" w:unhideWhenUsed="1"/>
+    <w:lsdException w:name="Table 3D effects 2" w:semiHidden="1" w:unhideWhenUsed="1"/>
+    <w:lsdException w:name="Table 3D effects 3" w:semiHidden="1" w:unhideWhenUsed="1"/>
+    <w:lsdException w:name="Table Contemporary" w:semiHidden="1" w:unhideWhenUsed="1"/>
+    <w:lsdException w:name="Table Elegant" w:semiHidden="1" w:unhideWhenUsed="1"/>
+    <w:lsdException w:name="Table Professional" w:semiHidden="1" w:unhideWhenUsed="1"/>
+    <w:lsdException w:name="Table Subtle 1" w:semiHidden="1" w:unhideWhenUsed="1"/>
+    <w:lsdException w:name="Table Subtle 2" w:semiHidden="1" w:unhideWhenUsed="1"/>
+    <w:lsdException w:name="Table Web 1" w:semiHidden="1" w:unhideWhenUsed="1"/>
+    <w:lsdException w:name="Table Web 2" w:semiHidden="1" w:unhideWhenUsed="1"/>
+    <w:lsdException w:name="Table Web 3" w:semiHidden="1" w:unhideWhenUsed="1"/>
+    <w:lsdException w:name="Balloon Text" w:semiHidden="1" w:unhideWhenUsed="1"/>
+    <w:lsdException w:name="Table Grid" w:uiPriority="39"/>
+    <w:lsdException w:name="Table Theme" w:semiHidden="1" w:unhideWhenUsed="1"/>
+    <w:lsdException w:name="Placeholder Text" w:semiHidden="1"/>
+    <w:lsdException w:name="No Spacing" w:uiPriority="1" w:qFormat="1"/>
+    <w:lsdException w:name="Light Shading" w:uiPriority="60"/>
+    <w:lsdException w:name="Light List" w:uiPriority="61"/>
+    <w:lsdException w:name="Light Grid" w:uiPriority="62"/>
+    <w:lsdException w:name="Medium Shading 1" w:uiPriority="63"/>
+    <w:lsdException w:name="Medium Shading 2" w:uiPriority="64"/>
+    <w:lsdException w:name="Medium List 1" w:uiPriority="65"/>
+    <w:lsdException w:name="Medium List 2" w:uiPriority="66"/>
+    <w:lsdException w:name="Medium Grid 1" w:uiPriority="67"/>
+    <w:lsdException w:name="Medium Grid 2" w:uiPriority="68"/>
+    <w:lsdException w:name="Medium Grid 3" w:uiPriority="69"/>
+    <w:lsdException w:name="Dark List" w:uiPriority="70"/>
+    <w:lsdException w:name="Colorful Shading" w:uiPriority="71"/>
+    <w:lsdException w:name="Colorful List" w:uiPriority="72"/>
+    <w:lsdException w:name="Colorful Grid" w:uiPriority="73"/>
+    <w:lsdException w:name="Light Shading Accent 1" w:uiPriority="60"/>
+    <w:lsdException w:name="Light List Accent 1" w:uiPriority="61"/>
+    <w:lsdException w:name="Light Grid Accent 1" w:uiPriority="62"/>
+    <w:lsdException w:name="Medium Shading 1 Accent 1" w:uiPriority="63"/>
+    <w:lsdException w:name="Medium Shading 2 Accent 1" w:uiPriority="64"/>
+    <w:lsdException w:name="Medium List 1 Accent 1" w:uiPriority="65"/>
+    <w:lsdException w:name="Revision" w:semiHidden="1"/>
+    <w:lsdException w:name="List Paragraph" w:uiPriority="34" w:qFormat="1"/>
+    <w:lsdException w:name="Quote" w:uiPriority="29" w:qFormat="1"/>
+    <w:lsdException w:name="Intense Quote" w:uiPriority="30" w:qFormat="1"/>
+    <w:lsdException w:name="Medium List 2 Accent 1" w:uiPriority="66"/>
+    <w:lsdException w:name="Medium Grid 1 Accent 1" w:uiPriority="67"/>
+    <w:lsdException w:name="Medium Grid 2 Accent 1" w:uiPriority="68"/>
+    <w:lsdException w:name="Medium Grid 3 Accent 1" w:uiPriority="69"/>
+    <w:lsdException w:name="Dark List Accent 1" w:uiPriority="70"/>
+    <w:lsdException w:name="Colorful Shading Accent 1" w:uiPriority="71"/>
+    <w:lsdException w:name="Colorful List Accent 1" w:uiPriority="72"/>
+    <w:lsdException w:name="Colorful Grid Accent 1" w:uiPriority="73"/>
+    <w:lsdException w:name="Light Shading Accent 2" w:uiPriority="60"/>
+    <w:lsdException w:name="Light List Accent 2" w:uiPriority="61"/>
+    <w:lsdException w:name="Light Grid Accent 2" w:uiPriority="62"/>
+    <w:lsdException w:name="Medium Shading 1 Accent 2" w:uiPriority="63"/>
+    <w:lsdException w:name="Medium Shading 2 Accent 2" w:uiPriority="64"/>
+    <w:lsdException w:name="Medium List 1 Accent 2" w:uiPriority="65"/>
+    <w:lsdException w:name="Medium List 2 Accent 2" w:uiPriority="66"/>
+    <w:lsdException w:name="Medium Grid 1 Accent 2" w:uiPriority="67"/>
+    <w:lsdException w:name="Medium Grid 2 Accent 2" w:uiPriority="68"/>
+    <w:lsdException w:name="Medium Grid 3 Accent 2" w:uiPriority="69"/>
+    <w:lsdException w:name="Dark List Accent 2" w:uiPriority="70"/>
+    <w:lsdException w:name="Colorful Shading Accent 2" w:uiPriority="71"/>
+    <w:lsdException w:name="Colorful List Accent 2" w:uiPriority="72"/>
+    <w:lsdException w:name="Colorful Grid Accent 2" w:uiPriority="73"/>
+    <w:lsdException w:name="Light Shading Accent 3" w:uiPriority="60"/>
+    <w:lsdException w:name="Light List Accent 3" w:uiPriority="61"/>
+    <w:lsdException w:name="Light Grid Accent 3" w:uiPriority="62"/>
+    <w:lsdException w:name="Medium Shading 1 Accent 3" w:uiPriority="63"/>
+    <w:lsdException w:name="Medium Shading 2 Accent 3" w:uiPriority="64"/>
+    <w:lsdException w:name="Medium List 1 Accent 3" w:uiPriority="65"/>
+    <w:lsdException w:name="Medium List 2 Accent 3" w:uiPriority="66"/>
+    <w:lsdException w:name="Medium Grid 1 Accent 3" w:uiPriority="67"/>
+    <w:lsdException w:name="Medium Grid 2 Accent 3" w:uiPriority="68"/>
+    <w:lsdException w:name="Medium Grid 3 Accent 3" w:uiPriority="69"/>
+    <w:lsdException w:name="Dark List Accent 3" w:uiPriority="70"/>
+    <w:lsdException w:name="Colorful Shading Accent 3" w:uiPriority="71"/>
+    <w:lsdException w:name="Colorful List Accent 3" w:uiPriority="72"/>
+    <w:lsdException w:name="Colorful Grid Accent 3" w:uiPriority="73"/>
+    <w:lsdException w:name="Light Shading Accent 4" w:uiPriority="60"/>
+    <w:lsdException w:name="Light List Accent 4" w:uiPriority="61"/>
+    <w:lsdException w:name="Light Grid Accent 4" w:uiPriority="62"/>
+    <w:lsdException w:name="Medium Shading 1 Accent 4" w:uiPriority="63"/>
+    <w:lsdException w:name="Medium Shading 2 Accent 4" w:uiPriority="64"/>
+    <w:lsdException w:name="Medium List 1 Accent 4" w:uiPriority="65"/>
+    <w:lsdException w:name="Medium List 2 Accent 4" w:uiPriority="66"/>
+    <w:lsdException w:name="Medium Grid 1 Accent 4" w:uiPriority="67"/>
+    <w:lsdException w:name="Medium Grid 2 Accent 4" w:uiPriority="68"/>
+    <w:lsdException w:name="Medium Grid 3 Accent 4" w:uiPriority="69"/>
+    <w:lsdException w:name="Dark List Accent 4" w:uiPriority="70"/>
+    <w:lsdException w:name="Colorful Shading Accent 4" w:uiPriority="71"/>
+    <w:lsdException w:name="Colorful List Accent 4" w:uiPriority="72"/>
+    <w:lsdException w:name="Colorful Grid Accent 4" w:uiPriority="73"/>
+    <w:lsdException w:name="Light Shading Accent 5" w:uiPriority="60"/>
+    <w:lsdException w:name="Light List Accent 5" w:uiPriority="61"/>
+    <w:lsdException w:name="Light Grid Accent 5" w:uiPriority="62"/>
+    <w:lsdException w:name="Medium Shading 1 Accent 5" w:uiPriority="63"/>
+    <w:lsdException w:name="Medium Shading 2 Accent 5" w:uiPriority="64"/>
+    <w:lsdException w:name="Medium List 1 Accent 5" w:uiPriority="65"/>
+    <w:lsdException w:name="Medium List 2 Accent 5" w:uiPriority="66"/>
+    <w:lsdException w:name="Medium Grid 1 Accent 5" w:uiPriority="67"/>
+    <w:lsdException w:name="Medium Grid 2 Accent 5" w:uiPriority="68"/>
+    <w:lsdException w:name="Medium Grid 3 Accent 5" w:uiPriority="69"/>
+    <w:lsdException w:name="Dark List Accent 5" w:uiPriority="70"/>
+    <w:lsdException w:name="Colorful Shading Accent 5" w:uiPriority="71"/>
+    <w:lsdException w:name="Colorful List Accent 5" w:uiPriority="72"/>
+    <w:lsdException w:name="Colorful Grid Accent 5" w:uiPriority="73"/>
+    <w:lsdException w:name="Light Shading Accent 6" w:uiPriority="60"/>
+    <w:lsdException w:name="Light List Accent 6" w:uiPriority="61"/>
+    <w:lsdException w:name="Light Grid Accent 6" w:uiPriority="62"/>
+    <w:lsdException w:name="Medium Shading 1 Accent 6" w:uiPriority="63"/>
+    <w:lsdException w:name="Medium Shading 2 Accent 6" w:uiPriority="64"/>
+    <w:lsdException w:name="Medium List 1 Accent 6" w:uiPriority="65"/>
+    <w:lsdException w:name="Medium List 2 Accent 6" w:uiPriority="66"/>
+    <w:lsdException w:name="Medium Grid 1 Accent 6" w:uiPriority="67"/>
+    <w:lsdException w:name="Medium Grid 2 Accent 6" w:uiPriority="68"/>
+    <w:lsdException w:name="Medium Grid 3 Accent 6" w:uiPriority="69"/>
+    <w:lsdException w:name="Dark List Accent 6" w:uiPriority="70"/>
+    <w:lsdException w:name="Colorful Shading Accent 6" w:uiPriority="71"/>
+    <w:lsdException w:name="Colorful List Accent 6" w:uiPriority="72"/>
+    <w:lsdException w:name="Colorful Grid Accent 6" w:uiPriority="73"/>
+    <w:lsdException w:name="Subtle Emphasis" w:uiPriority="19" w:qFormat="1"/>
+    <w:lsdException w:name="Intense Emphasis" w:uiPriority="21" w:qFormat="1"/>
+    <w:lsdException w:name="Subtle Reference" w:uiPriority="31" w:qFormat="1"/>
+    <w:lsdException w:name="Intense Reference" w:uiPriority="32" w:qFormat="1"/>
+    <w:lsdException w:name="Book Title" w:uiPriority="33" w:qFormat="1"/>
+    <w:lsdException w:name="Bibliography" w:semiHidden="1" w:uiPriority="37" w:unhideWhenUsed="1"/>
+    <w:lsdException w:name="TOC Heading" w:semiHidden="1" w:uiPriority="39" w:unhideWhenUsed="1" w:qFormat="1"/>
+    <w:lsdException w:name="Plain Table 1" w:uiPriority="41"/>
+    <w:lsdException w:name="Plain Table 2" w:uiPriority="42"/>
+    <w:lsdException w:name="Plain Table 3" w:uiPriority="43"/>
+    <w:lsdException w:name="Plain Table 4" w:uiPriority="44"/>
+    <w:lsdException w:name="Plain Table 5" w:uiPriority="45"/>
+    <w:lsdException w:name="Grid Table Light" w:uiPriority="40"/>
+    <w:lsdException w:name="Grid Table 1 Light" w:uiPriority="46"/>
+    <w:lsdException w:name="Grid Table 2" w:uiPriority="47"/>
+    <w:lsdException w:name="Grid Table 3" w:uiPriority="48"/>
+    <w:lsdException w:name="Grid Table 4" w:uiPriority="49"/>
+    <w:lsdException w:name="Grid Table 5 Dark" w:uiPriority="50"/>
+    <w:lsdException w:name="Grid Table 6 Colorful" w:uiPriority="51"/>
+    <w:lsdException w:name="Grid Table 7 Colorful" w:uiPriority="52"/>
+    <w:lsdException w:name="Grid Table 1 Light Accent 1" w:uiPriority="46"/>
+    <w:lsdException w:name="Grid Table 2 Accent 1" w:uiPriority="47"/>
+    <w:lsdException w:name="Grid Table 3 Accent 1" w:uiPriority="48"/>
+    <w:lsdException w:name="Grid Table 4 Accent 1" w:uiPriority="49"/>
+    <w:lsdException w:name="Grid Table 5 Dark Accent 1" w:uiPriority="50"/>
+    <w:lsdException w:name="Grid Table 6 Colorful Accent 1" w:uiPriority="51"/>
+    <w:lsdException w:name="Grid Table 7 Colorful Accent 1" w:uiPriority="52"/>
+    <w:lsdException w:name="Grid Table 1 Light Accent 2" w:uiPriority="46"/>
+    <w:lsdException w:name="Grid Table 2 Accent 2" w:uiPriority="47"/>
+    <w:lsdException w:name="Grid Table 3 Accent 2" w:uiPriority="48"/>
+    <w:lsdException w:name="Grid Table 4 Accent 2" w:uiPriority="49"/>
+    <w:lsdException w:name="Grid Table 5 Dark Accent 2" w:uiPriority="50"/>
+    <w:lsdException w:name="Grid Table 6 Colorful Accent 2" w:uiPriority="51"/>
+    <w:lsdException w:name="Grid Table 7 Colorful Accent 2" w:uiPriority="52"/>
+    <w:lsdException w:name="Grid Table 1 Light Accent 3" w:uiPriority="46"/>
+    <w:lsdException w:name="Grid Table 2 Accent 3" w:uiPriority="47"/>
+    <w:lsdException w:name="Grid Table 3 Accent 3" w:uiPriority="48"/>
+    <w:lsdException w:name="Grid Table 4 Accent 3" w:uiPriority="49"/>
+    <w:lsdException w:name="Grid Table 5 Dark Accent 3" w:uiPriority="50"/>
+    <w:lsdException w:name="Grid Table 6 Colorful Accent 3" w:uiPriority="51"/>
+    <w:lsdException w:name="Grid Table 7 Colorful Accent 3" w:uiPriority="52"/>
+    <w:lsdException w:name="Grid Table 1 Light Accent 4" w:uiPriority="46"/>
+    <w:lsdException w:name="Grid Table 2 Accent 4" w:uiPriority="47"/>
+    <w:lsdException w:name="Grid Table 3 Accent 4" w:uiPriority="48"/>
+    <w:lsdException w:name="Grid Table 4 Accent 4" w:uiPriority="49"/>
+    <w:lsdException w:name="Grid Table 5 Dark Accent 4" w:uiPriority="50"/>
+    <w:lsdException w:name="Grid Table 6 Colorful Accent 4" w:uiPriority="51"/>
+    <w:lsdException w:name="Grid Table 7 Colorful Accent 4" w:uiPriority="52"/>
+    <w:lsdException w:name="Grid Table 1 Light Accent 5" w:uiPriority="46"/>
+    <w:lsdException w:name="Grid Table 2 Accent 5" w:uiPriority="47"/>
+    <w:lsdException w:name="Grid Table 3 Accent 5" w:uiPriority="48"/>
+    <w:lsdException w:name="Grid Table 4 Accent 5" w:uiPriority="49"/>
+    <w:lsdException w:name="Grid Table 5 Dark Accent 5" w:uiPriority="50"/>
+    <w:lsdException w:name="Grid Table 6 Colorful Accent 5" w:uiPriority="51"/>
+    <w:lsdException w:name="Grid Table 7 Colorful Accent 5" w:uiPriority="52"/>
+    <w:lsdException w:name="Grid Table 1 Light Accent 6" w:uiPriority="46"/>
+    <w:lsdException w:name="Grid Table 2 Accent 6" w:uiPriority="47"/>
+    <w:lsdException w:name="Grid Table 3 Accent 6" w:uiPriority="48"/>
+    <w:lsdException w:name="Grid Table 4 Accent 6" w:uiPriority="49"/>
+    <w:lsdException w:name="Grid Table 5 Dark Accent 6" w:uiPriority="50"/>
+    <w:lsdException w:name="Grid Table 6 Colorful Accent 6" w:uiPriority="51"/>
+    <w:lsdException w:name="Grid Table 7 Colorful Accent 6" w:uiPriority="52"/>
+    <w:lsdException w:name="List Table 1 Light" w:uiPriority="46"/>
+    <w:lsdException w:name="List Table 2" w:uiPriority="47"/>
+    <w:lsdException w:name="List Table 3" w:uiPriority="48"/>
+    <w:lsdException w:name="List Table 4" w:uiPriority="49"/>
+    <w:lsdException w:name="List Table 5 Dark" w:uiPriority="50"/>
+    <w:lsdException w:name="List Table 6 Colorful" w:uiPriority="51"/>
+    <w:lsdException w:name="List Table 7 Colorful" w:uiPriority="52"/>
+    <w:lsdException w:name="List Table 1 Light Accent 1" w:uiPriority="46"/>
+    <w:lsdException w:name="List Table 2 Accent 1" w:uiPriority="47"/>
+    <w:lsdException w:name="List Table 3 Accent 1" w:uiPriority="48"/>
+    <w:lsdException w:name="List Table 4 Accent 1" w:uiPriority="49"/>
+    <w:lsdException w:name="List Table 5 Dark Accent 1" w:uiPriority="50"/>
+    <w:lsdException w:name="List Table 6 Colorful Accent 1" w:uiPriority="51"/>
+    <w:lsdException w:name="List Table 7 Colorful Accent 1" w:uiPriority="52"/>
+    <w:lsdException w:name="List Table 1 Light Accent 2" w:uiPriority="46"/>
+    <w:lsdException w:name="List Table 2 Accent 2" w:uiPriority="47"/>
+    <w:lsdException w:name="List Table 3 Accent 2" w:uiPriority="48"/>
+    <w:lsdException w:name="List Table 4 Accent 2" w:uiPriority="49"/>
+    <w:lsdException w:name="List Table 5 Dark Accent 2" w:uiPriority="50"/>
+    <w:lsdException w:name="List Table 6 Colorful Accent 2" w:uiPriority="51"/>
+    <w:lsdException w:name="List Table 7 Colorful Accent 2" w:uiPriority="52"/>
+    <w:lsdException w:name="List Table 1 Light Accent 3" w:uiPriority="46"/>
+    <w:lsdException w:name="List Table 2 Accent 3" w:uiPriority="47"/>
+    <w:lsdException w:name="List Table 3 Accent 3" w:uiPriority="48"/>
+    <w:lsdException w:name="List Table 4 Accent 3" w:uiPriority="49"/>
+    <w:lsdException w:name="List Table 5 Dark Accent 3" w:uiPriority="50"/>
+    <w:lsdException w:name="List Table 6 Colorful Accent 3" w:uiPriority="51"/>
+    <w:lsdException w:name="List Table 7 Colorful Accent 3" w:uiPriority="52"/>
+    <w:lsdException w:name="List Table 1 Light Accent 4" w:uiPriority="46"/>
+    <w:lsdException w:name="List Table 2 Accent 4" w:uiPriority="47"/>
+    <w:lsdException w:name="List Table 3 Accent 4" w:uiPriority="48"/>
+    <w:lsdException w:name="List Table 4 Accent 4" w:uiPriority="49"/>
+    <w:lsdException w:name="List Table 5 Dark Accent 4" w:uiPriority="50"/>
+    <w:lsdException w:name="List Table 6 Colorful Accent 4" w:uiPriority="51"/>
+    <w:lsdException w:name="List Table 7 Colorful Accent 4" w:uiPriority="52"/>
+    <w:lsdException w:name="List Table 1 Light Accent 5" w:uiPriority="46"/>
+    <w:lsdException w:name="List Table 2 Accent 5" w:uiPriority="47"/>
+    <w:lsdException w:name="List Table 3 Accent 5" w:uiPriority="48"/>
+    <w:lsdException w:name="List Table 4 Accent 5" w:uiPriority="49"/>
+    <w:lsdException w:name="List Table 5 Dark Accent 5" w:uiPriority="50"/>
+    <w:lsdException w:name="List Table 6 Colorful Accent 5" w:uiPriority="51"/>
+    <w:lsdException w:name="List Table 7 Colorful Accent 5" w:uiPriority="52"/>
+    <w:lsdException w:name="List Table 1 Light Accent 6" w:uiPriority="46"/>
+    <w:lsdException w:name="List Table 2 Accent 6" w:uiPriority="47"/>
+    <w:lsdException w:name="List Table 3 Accent 6" w:uiPriority="48"/>
+    <w:lsdException w:name="List Table 4 Accent 6" w:uiPriority="49"/>
+    <w:lsdException w:name="List Table 5 Dark Accent 6" w:uiPriority="50"/>
+    <w:lsdException w:name="List Table 6 Colorful Accent 6" w:uiPriority="51"/>
+    <w:lsdException w:name="List Table 7 Colorful Accent 6" w:uiPriority="52"/>
+    <w:lsdException w:name="Mention" w:semiHidden="1" w:unhideWhenUsed="1"/>
+    <w:lsdException w:name="Smart Hyperlink" w:semiHidden="1" w:unhideWhenUsed="1"/>
+    <w:lsdException w:name="Hashtag" w:semiHidden="1" w:unhideWhenUsed="1"/>
+    <w:lsdException w:name="Unresolved Mention" w:semiHidden="1" w:unhideWhenUsed="1"/>
+    <w:lsdException w:name="Smart Link" w:semiHidden="1" w:unhideWhenUsed="1"/>
+  </w:latentStyles>
+  <w:style w:type="paragraph" w:default="1" w:styleId="Normal">
     <w:name w:val="Normal"/>
     <w:qFormat/>
   </w:style>
-  <w:style w:type="table" w:styleId="TableNormal" w:default="true">
+  <w:style w:type="paragraph" w:styleId="Heading1">
+    <w:name w:val="heading 1"/>
+    <w:basedOn w:val="Normal"/>
+    <w:next w:val="Normal"/>
+    <w:uiPriority w:val="9"/>
+    <w:qFormat/>
+    <w:pPr>
+      <w:outlineLvl w:val="0"/>
+    </w:pPr>
+    <w:rPr>
+      <w:color w:val="2E74B5"/>
+      <w:sz w:val="32"/>
+      <w:szCs w:val="32"/>
+    </w:rPr>
+  </w:style>
+  <w:style w:type="paragraph" w:styleId="Heading2">
+    <w:name w:val="heading 2"/>
+    <w:basedOn w:val="Normal"/>
+    <w:next w:val="Normal"/>
+    <w:uiPriority w:val="9"/>
+    <w:semiHidden/>
+    <w:unhideWhenUsed/>
+    <w:qFormat/>
+    <w:pPr>
+      <w:outlineLvl w:val="1"/>
+    </w:pPr>
+    <w:rPr>
+      <w:color w:val="2E74B5"/>
+      <w:sz w:val="26"/>
+      <w:szCs w:val="26"/>
+    </w:rPr>
+  </w:style>
+  <w:style w:type="paragraph" w:styleId="Heading3">
+    <w:name w:val="heading 3"/>
+    <w:basedOn w:val="Normal"/>
+    <w:next w:val="Normal"/>
+    <w:uiPriority w:val="9"/>
+    <w:semiHidden/>
+    <w:unhideWhenUsed/>
+    <w:qFormat/>
+    <w:pPr>
+      <w:outlineLvl w:val="2"/>
+    </w:pPr>
+    <w:rPr>
+      <w:color w:val="1F4D78"/>
+      <w:sz w:val="24"/>
+      <w:szCs w:val="24"/>
+    </w:rPr>
+  </w:style>
+  <w:style w:type="paragraph" w:styleId="Heading4">
+    <w:name w:val="heading 4"/>
+    <w:basedOn w:val="Normal"/>
+    <w:next w:val="Normal"/>
+    <w:uiPriority w:val="9"/>
+    <w:semiHidden/>
+    <w:unhideWhenUsed/>
+    <w:qFormat/>
+    <w:pPr>
+      <w:outlineLvl w:val="3"/>
+    </w:pPr>
+    <w:rPr>
+      <w:i/>
+      <w:iCs/>
+      <w:color w:val="2E74B5"/>
+    </w:rPr>
+  </w:style>
+  <w:style w:type="paragraph" w:styleId="Heading5">
+    <w:name w:val="heading 5"/>
+    <w:basedOn w:val="Normal"/>
+    <w:next w:val="Normal"/>
+    <w:uiPriority w:val="9"/>
+    <w:semiHidden/>
+    <w:unhideWhenUsed/>
+    <w:qFormat/>
+    <w:pPr>
+      <w:outlineLvl w:val="4"/>
+    </w:pPr>
+    <w:rPr>
+      <w:color w:val="2E74B5"/>
+    </w:rPr>
+  </w:style>
+  <w:style w:type="paragraph" w:styleId="Heading6">
+    <w:name w:val="heading 6"/>
+    <w:basedOn w:val="Normal"/>
+    <w:next w:val="Normal"/>
+    <w:uiPriority w:val="9"/>
+    <w:semiHidden/>
+    <w:unhideWhenUsed/>
+    <w:qFormat/>
+    <w:pPr>
+      <w:outlineLvl w:val="5"/>
+    </w:pPr>
+    <w:rPr>
+      <w:color w:val="1F4D78"/>
+    </w:rPr>
+  </w:style>
+  <w:style w:type="character" w:default="1" w:styleId="DefaultParagraphFont">
+    <w:name w:val="Default Paragraph Font"/>
+    <w:uiPriority w:val="1"/>
+    <w:semiHidden/>
+    <w:unhideWhenUsed/>
+  </w:style>
+  <w:style w:type="table" w:default="1" w:styleId="TableNormal">
     <w:name w:val="Normal Table"/>
     <w:uiPriority w:val="99"/>
     <w:semiHidden/>
     <w:unhideWhenUsed/>
     <w:tblPr>
-      <w:tblInd w:type="dxa" w:w="0"/>
+      <w:tblInd w:w="0" w:type="dxa"/>
       <w:tblCellMar>
-        <w:top w:type="dxa" w:w="0"/>
-        <w:left w:type="dxa" w:w="108"/>
-        <w:bottom w:type="dxa" w:w="0"/>
-        <w:right w:type="dxa" w:w="108"/>
+        <w:top w:w="0" w:type="dxa"/>
+        <w:left w:w="108" w:type="dxa"/>
+        <w:bottom w:w="0" w:type="dxa"/>
+        <w:right w:w="108" w:type="dxa"/>
       </w:tblCellMar>
     </w:tblPr>
+  </w:style>
+  <w:style w:type="numbering" w:default="1" w:styleId="NoList">
+    <w:name w:val="No List"/>
+    <w:uiPriority w:val="99"/>
+    <w:semiHidden/>
+    <w:unhideWhenUsed/>
   </w:style>
   <w:style w:type="paragraph" w:styleId="Title">
     <w:name w:val="Title"/>
     <w:basedOn w:val="Normal"/>
     <w:next w:val="Normal"/>
+    <w:uiPriority w:val="10"/>
     <w:qFormat/>
     <w:rPr>
       <w:sz w:val="56"/>
       <w:szCs w:val="56"/>
     </w:rPr>
   </w:style>
-  <w:style w:type="paragraph" w:styleId="Heading1">
-    <w:name w:val="Heading 1"/>
-    <w:basedOn w:val="Normal"/>
-    <w:next w:val="Normal"/>
-    <w:qFormat/>
-    <w:rPr>
-      <w:color w:val="2E74B5"/>
-      <w:sz w:val="32"/>
-      <w:szCs w:val="32"/>
-    </w:rPr>
-  </w:style>
-  <w:style w:type="paragraph" w:styleId="Heading2">
-    <w:name w:val="Heading 2"/>
-    <w:basedOn w:val="Normal"/>
-    <w:next w:val="Normal"/>
-    <w:qFormat/>
-    <w:rPr>
-      <w:color w:val="2E74B5"/>
-      <w:sz w:val="26"/>
-      <w:szCs w:val="26"/>
-    </w:rPr>
-  </w:style>
-  <w:style w:type="paragraph" w:styleId="Heading3">
-    <w:name w:val="Heading 3"/>
-    <w:basedOn w:val="Normal"/>
-    <w:next w:val="Normal"/>
-    <w:qFormat/>
-    <w:rPr>
-      <w:color w:val="1F4D78"/>
-      <w:sz w:val="24"/>
-      <w:szCs w:val="24"/>
-    </w:rPr>
-  </w:style>
-  <w:style w:type="paragraph" w:styleId="Heading4">
-    <w:name w:val="Heading 4"/>
-    <w:basedOn w:val="Normal"/>
-    <w:next w:val="Normal"/>
-    <w:qFormat/>
-    <w:rPr>
-      <w:i/>
-      <w:iCs/>
-      <w:color w:val="2E74B5"/>
-    </w:rPr>
-  </w:style>
-  <w:style w:type="paragraph" w:styleId="Heading5">
-    <w:name w:val="Heading 5"/>
-    <w:basedOn w:val="Normal"/>
-    <w:next w:val="Normal"/>
-    <w:qFormat/>
-    <w:rPr>
-      <w:color w:val="2E74B5"/>
-    </w:rPr>
-  </w:style>
-  <w:style w:type="paragraph" w:styleId="Heading6">
-    <w:name w:val="Heading 6"/>
-    <w:basedOn w:val="Normal"/>
-    <w:next w:val="Normal"/>
-    <w:qFormat/>
-    <w:rPr>
-      <w:color w:val="1F4D78"/>
-    </w:rPr>
-  </w:style>
-  <w:style w:type="paragraph" w:styleId="Strong">
-    <w:name w:val="Strong"/>
+  <w:style w:type="paragraph" w:customStyle="1" w:styleId="Strong1">
+    <w:name w:val="Strong1"/>
     <w:basedOn w:val="Normal"/>
     <w:next w:val="Normal"/>
     <w:qFormat/>
@@ -600,7 +953,6 @@
   </w:style>
   <w:style w:type="character" w:styleId="Hyperlink">
     <w:name w:val="Hyperlink"/>
-    <w:basedOn w:val="DefaultParagraphFont"/>
     <w:uiPriority w:val="99"/>
     <w:unhideWhenUsed/>
     <w:rPr>
@@ -610,7 +962,6 @@
   </w:style>
   <w:style w:type="character" w:styleId="FootnoteReference">
     <w:name w:val="footnote reference"/>
-    <w:basedOn w:val="DefaultParagraphFont"/>
     <w:uiPriority w:val="99"/>
     <w:semiHidden/>
     <w:unhideWhenUsed/>
@@ -625,17 +976,13 @@
     <w:uiPriority w:val="99"/>
     <w:semiHidden/>
     <w:unhideWhenUsed/>
-    <w:pPr>
-      <w:spacing w:after="0" w:line="240" w:lineRule="auto"/>
-    </w:pPr>
     <w:rPr>
       <w:sz w:val="20"/>
       <w:szCs w:val="20"/>
     </w:rPr>
   </w:style>
-  <w:style w:type="character" w:styleId="FootnoteTextChar">
+  <w:style w:type="character" w:customStyle="1" w:styleId="FootnoteTextChar">
     <w:name w:val="Footnote Text Char"/>
-    <w:basedOn w:val="DefaultParagraphFont"/>
     <w:link w:val="FootnoteText"/>
     <w:uiPriority w:val="99"/>
     <w:semiHidden/>
@@ -647,7 +994,6 @@
   </w:style>
   <w:style w:type="character" w:styleId="EndnoteReference">
     <w:name w:val="endnote reference"/>
-    <w:basedOn w:val="DefaultParagraphFont"/>
     <w:uiPriority w:val="99"/>
     <w:semiHidden/>
     <w:unhideWhenUsed/>
@@ -662,17 +1008,13 @@
     <w:uiPriority w:val="99"/>
     <w:semiHidden/>
     <w:unhideWhenUsed/>
-    <w:pPr>
-      <w:spacing w:after="0" w:line="240" w:lineRule="auto"/>
-    </w:pPr>
     <w:rPr>
       <w:sz w:val="20"/>
       <w:szCs w:val="20"/>
     </w:rPr>
   </w:style>
-  <w:style w:type="character" w:styleId="EndnoteTextChar">
+  <w:style w:type="character" w:customStyle="1" w:styleId="EndnoteTextChar">
     <w:name w:val="Endnote Text Char"/>
-    <w:basedOn w:val="DefaultParagraphFont"/>
     <w:link w:val="EndnoteText"/>
     <w:uiPriority w:val="99"/>
     <w:semiHidden/>
@@ -837,7 +1179,7 @@
         <a:solidFill>
           <a:schemeClr val="phClr"/>
         </a:solidFill>
-        <a:gradFill rotWithShape="true">
+        <a:gradFill rotWithShape="1">
           <a:gsLst>
             <a:gs pos="0">
               <a:schemeClr val="phClr">
@@ -861,9 +1203,9 @@
               </a:schemeClr>
             </a:gs>
           </a:gsLst>
-          <a:lin ang="5400000" scaled="false"/>
+          <a:lin ang="5400000" scaled="0"/>
         </a:gradFill>
-        <a:gradFill rotWithShape="true">
+        <a:gradFill rotWithShape="1">
           <a:gsLst>
             <a:gs pos="0">
               <a:schemeClr val="phClr">
@@ -887,7 +1229,7 @@
               </a:schemeClr>
             </a:gs>
           </a:gsLst>
-          <a:lin ang="5400000" scaled="false"/>
+          <a:lin ang="5400000" scaled="0"/>
         </a:gradFill>
       </a:fillStyleLst>
       <a:lnStyleLst>
@@ -922,7 +1264,7 @@
         </a:effectStyle>
         <a:effectStyle>
           <a:effectLst>
-            <a:outerShdw blurRad="57150" dist="19050" dir="5400000" algn="ctr" rotWithShape="false">
+            <a:outerShdw blurRad="57150" dist="19050" dir="5400000" algn="ctr" rotWithShape="0">
               <a:srgbClr val="000000">
                 <a:alpha val="63000"/>
               </a:srgbClr>
@@ -940,7 +1282,7 @@
             <a:satMod val="170000"/>
           </a:schemeClr>
         </a:solidFill>
-        <a:gradFill rotWithShape="true">
+        <a:gradFill rotWithShape="1">
           <a:gsLst>
             <a:gs pos="0">
               <a:schemeClr val="phClr">
@@ -965,7 +1307,7 @@
               </a:schemeClr>
             </a:gs>
           </a:gsLst>
-          <a:lin ang="5400000" scaled="false"/>
+          <a:lin ang="5400000" scaled="0"/>
         </a:gradFill>
       </a:bgFillStyleLst>
     </a:fmtScheme>
